--- a/sppd/lab4/Рассылка2.docx
+++ b/sppd/lab4/Рассылка2.docx
@@ -41,6 +41,7 @@
                 </w:placeholder>
                 <w15:appearance w15:val="hidden"/>
               </w:sdtPr>
+              <w:sdtEndPr/>
               <w:sdtContent>
                 <w:r>
                   <w:rPr>
@@ -79,6 +80,7 @@
                 </w:placeholder>
                 <w15:appearance w15:val="hidden"/>
               </w:sdtPr>
+              <w:sdtEndPr/>
               <w:sdtContent>
                 <w:r>
                   <w:rPr>
@@ -146,6 +148,7 @@
                 <w:showingPlcHdr/>
                 <w15:appearance w15:val="hidden"/>
               </w:sdtPr>
+              <w:sdtEndPr/>
               <w:sdtContent>
                 <w:r>
                   <w:rPr>
@@ -172,6 +175,7 @@
                 </w:placeholder>
                 <w15:appearance w15:val="hidden"/>
               </w:sdtPr>
+              <w:sdtEndPr/>
               <w:sdtContent>
                 <w:r>
                   <w:rPr>
@@ -324,22 +328,17 @@
                     <w:noProof/>
                     <w:lang w:val="ru-RU"/>
                   </w:rPr>
-                  <w:t>Клиенту компании</w:t>
+                  <w:t>Клиент</w:t>
                 </w:r>
                 <w:r>
                   <w:rPr>
+                    <w:noProof/>
                     <w:lang w:val="ru-RU"/>
                   </w:rPr>
-                  <w:t xml:space="preserve"> </w:t>
+                  <w:t xml:space="preserve"> компании</w:t>
                 </w:r>
               </w:sdtContent>
             </w:sdt>
-            <w:r>
-              <w:rPr>
-                <w:lang w:val="ru-RU" w:bidi="ru-RU"/>
-              </w:rPr>
-              <w:t xml:space="preserve"> </w:t>
-            </w:r>
           </w:p>
           <w:p>
             <w:pPr>
@@ -390,7 +389,7 @@
                     <w:noProof/>
                     <w:lang w:val="ru-RU"/>
                   </w:rPr>
-                  <w:t>Морозова Виктория Андреевна</w:t>
+                  <w:t>«ФИО»</w:t>
                 </w:r>
                 <w:r>
                   <w:rPr>
@@ -522,12 +521,13 @@
                 </w:r>
                 <w:r>
                   <w:rPr>
+                    <w:rStyle w:val="qwen-markdown-text"/>
                     <w:b/>
                     <w:bCs/>
                     <w:noProof/>
                     <w:lang w:val="ru-RU"/>
                   </w:rPr>
-                  <w:t>ая</w:t>
+                  <w:t>«мж»</w:t>
                 </w:r>
                 <w:r>
                   <w:rPr>
@@ -576,12 +576,13 @@
                 </w:r>
                 <w:r>
                   <w:rPr>
+                    <w:rStyle w:val="qwen-markdown-text"/>
                     <w:b/>
                     <w:bCs/>
                     <w:noProof/>
                     <w:lang w:val="ru-RU"/>
                   </w:rPr>
-                  <w:t>Морозова Виктория Андреевна</w:t>
+                  <w:t>«ФИО»</w:t>
                 </w:r>
                 <w:r>
                   <w:rPr>
@@ -663,10 +664,11 @@
             </w:r>
             <w:r>
               <w:rPr>
+                <w:rStyle w:val="qwen-markdown-text"/>
                 <w:noProof/>
                 <w:lang w:val="ru-RU"/>
               </w:rPr>
-              <w:t>ул. Урицкого, 39, Ульяновск</w:t>
+              <w:t>«Адрес»</w:t>
             </w:r>
             <w:r>
               <w:rPr>
@@ -740,7 +742,7 @@
                 <w:noProof/>
                 <w:lang w:val="ru-RU" w:bidi="ru-RU"/>
               </w:rPr>
-              <w:t>1012</w:t>
+              <w:t>«Номер_заказ_наряда»</w:t>
             </w:r>
             <w:r>
               <w:rPr>
@@ -791,7 +793,7 @@
                 <w:noProof/>
                 <w:lang w:val="ru-RU" w:bidi="ru-RU"/>
               </w:rPr>
-              <w:t>Peugeot 2008</w:t>
+              <w:t>«Марка_авто»</w:t>
             </w:r>
             <w:r>
               <w:rPr>
@@ -857,7 +859,7 @@
                 <w:noProof/>
                 <w:lang w:val="ru-RU" w:bidi="ru-RU"/>
               </w:rPr>
-              <w:t>10200</w:t>
+              <w:t>«Стоимость_работ»</w:t>
             </w:r>
             <w:r>
               <w:rPr>
@@ -915,7 +917,7 @@
                 <w:noProof/>
                 <w:lang w:val="ru-RU" w:bidi="ru-RU"/>
               </w:rPr>
-              <w:t>200</w:t>
+              <w:t>«Бонусные_баллы»</w:t>
             </w:r>
             <w:r>
               <w:rPr>
@@ -1319,6 +1321,59 @@
     <w:abstractNumId w:val="0"/>
   </w:num>
 </w:numbering>
+</file>
+
+<file path=word/recipientData.xml><?xml version="1.0" encoding="utf-8"?>
+<wne:recipients xmlns:wpc="http://schemas.microsoft.com/office/word/2010/wordprocessingCanvas" xmlns:cx="http://schemas.microsoft.com/office/drawing/2014/chartex" xmlns:cx1="http://schemas.microsoft.com/office/drawing/2015/9/8/chartex" xmlns:cx2="http://schemas.microsoft.com/office/drawing/2015/10/21/chartex" xmlns:cx3="http://schemas.microsoft.com/office/drawing/2016/5/9/chartex" xmlns:cx4="http://schemas.microsoft.com/office/drawing/2016/5/10/chartex" xmlns:cx5="http://schemas.microsoft.com/office/drawing/2016/5/11/chartex" xmlns:cx6="http://schemas.microsoft.com/office/drawing/2016/5/12/chartex" xmlns:cx7="http://schemas.microsoft.com/office/drawing/2016/5/13/chartex" xmlns:cx8="http://schemas.microsoft.com/office/drawing/2016/5/14/chartex" xmlns:mc="http://schemas.openxmlformats.org/markup-compatibility/2006" xmlns:aink="http://schemas.microsoft.com/office/drawing/2016/ink" xmlns:am3d="http://schemas.microsoft.com/office/drawing/2017/model3d" xmlns:o="urn:schemas-microsoft-com:office:office" xmlns:r="http://schemas.openxmlformats.org/officeDocument/2006/relationships" xmlns:m="http://schemas.openxmlformats.org/officeDocument/2006/math" xmlns:v="urn:schemas-microsoft-com:vml" xmlns:wp14="http://schemas.microsoft.com/office/word/2010/wordprocessingDrawing" xmlns:wp="http://schemas.openxmlformats.org/drawingml/2006/wordprocessingDrawing" xmlns:w10="urn:schemas-microsoft-com:office:word" xmlns:w="http://schemas.openxmlformats.org/wordprocessingml/2006/main" xmlns:w14="http://schemas.microsoft.com/office/word/2010/wordml" xmlns:w15="http://schemas.microsoft.com/office/word/2012/wordml" xmlns:w16cex="http://schemas.microsoft.com/office/word/2018/wordml/cex" xmlns:w16cid="http://schemas.microsoft.com/office/word/2016/wordml/cid" xmlns:w16="http://schemas.microsoft.com/office/word/2018/wordml" xmlns:w16sdtdh="http://schemas.microsoft.com/office/word/2020/wordml/sdtdatahash" xmlns:w16se="http://schemas.microsoft.com/office/word/2015/wordml/symex" xmlns:wpg="http://schemas.microsoft.com/office/word/2010/wordprocessingGroup" xmlns:wpi="http://schemas.microsoft.com/office/word/2010/wordprocessingInk" xmlns:wne="http://schemas.microsoft.com/office/word/2006/wordml" xmlns:wps="http://schemas.microsoft.com/office/word/2010/wordprocessingShape" mc:Ignorable="w14 w15 w16se w16cid w16 w16cex w16sdtdh wp14">
+  <wne:recipientData>
+    <wne:active wne:val="1"/>
+    <wne:hash wne:val="1080165284"/>
+  </wne:recipientData>
+  <wne:recipientData>
+    <wne:active wne:val="1"/>
+    <wne:hash wne:val="1374445672"/>
+  </wne:recipientData>
+  <wne:recipientData>
+    <wne:active wne:val="1"/>
+    <wne:hash wne:val="1531659366"/>
+  </wne:recipientData>
+  <wne:recipientData>
+    <wne:active wne:val="1"/>
+    <wne:hash wne:val="1098569213"/>
+  </wne:recipientData>
+  <wne:recipientData>
+    <wne:active wne:val="1"/>
+    <wne:hash wne:val="-1560222981"/>
+  </wne:recipientData>
+  <wne:recipientData>
+    <wne:active wne:val="1"/>
+    <wne:hash wne:val="967240999"/>
+  </wne:recipientData>
+  <wne:recipientData>
+    <wne:active wne:val="1"/>
+    <wne:hash wne:val="2103877519"/>
+  </wne:recipientData>
+  <wne:recipientData>
+    <wne:active wne:val="1"/>
+    <wne:hash wne:val="2127222802"/>
+  </wne:recipientData>
+  <wne:recipientData>
+    <wne:active wne:val="1"/>
+    <wne:hash wne:val="615908653"/>
+  </wne:recipientData>
+  <wne:recipientData>
+    <wne:active wne:val="1"/>
+    <wne:hash wne:val="1161380474"/>
+  </wne:recipientData>
+  <wne:recipientData>
+    <wne:active wne:val="1"/>
+    <wne:hash wne:val="-2062315141"/>
+  </wne:recipientData>
+  <wne:recipientData>
+    <wne:active wne:val="1"/>
+    <wne:hash wne:val="292806878"/>
+  </wne:recipientData>
+</wne:recipients>
 </file>
 
 <file path=word/styles.xml><?xml version="1.0" encoding="utf-8"?>
@@ -2303,7 +2358,7 @@
     <w:charset w:val="00"/>
     <w:family w:val="roman"/>
     <w:pitch w:val="variable"/>
-    <w:sig w:usb0="E0002AFF" w:usb1="C0007843" w:usb2="00000009" w:usb3="00000000" w:csb0="000001FF" w:csb1="00000000"/>
+    <w:sig w:usb0="E0002EFF" w:usb1="C000785B" w:usb2="00000009" w:usb3="00000000" w:csb0="000001FF" w:csb1="00000000"/>
   </w:font>
   <w:font w:name="Courier New">
     <w:panose1 w:val="02070309020205020404"/>
@@ -2361,14 +2416,14 @@
     <w:charset w:val="00"/>
     <w:family w:val="swiss"/>
     <w:pitch w:val="variable"/>
-    <w:sig w:usb0="E0002AFF" w:usb1="4000ACFF" w:usb2="00000001" w:usb3="00000000" w:csb0="000001FF" w:csb1="00000000"/>
+    <w:sig w:usb0="E4002EFF" w:usb1="C200247B" w:usb2="00000009" w:usb3="00000000" w:csb0="000001FF" w:csb1="00000000"/>
   </w:font>
   <w:font w:name="Calibri Light">
     <w:panose1 w:val="020F0302020204030204"/>
     <w:charset w:val="00"/>
     <w:family w:val="swiss"/>
     <w:pitch w:val="variable"/>
-    <w:sig w:usb0="A0002AEF" w:usb1="4000207B" w:usb2="00000000" w:usb3="00000000" w:csb0="000001FF" w:csb1="00000000"/>
+    <w:sig w:usb0="E4002EFF" w:usb1="C200247B" w:usb2="00000009" w:usb3="00000000" w:csb0="000001FF" w:csb1="00000000"/>
   </w:font>
 </w:fonts>
 </file>
@@ -2390,6 +2445,7 @@
   <w:rsids>
     <w:rsidRoot w:val="001D584C"/>
     <w:rsid w:val="001D584C"/>
+    <w:rsid w:val="007B69B9"/>
     <w:rsid w:val="00C336A8"/>
     <w:rsid w:val="00CB1AB6"/>
     <w:rsid w:val="00E97032"/>
@@ -2878,15 +2934,6 @@
       <w:lang w:val="en-US" w:eastAsia="en-US"/>
     </w:rPr>
   </w:style>
-  <w:style w:type="paragraph" w:customStyle="1" w:styleId="D2AA14F0C72B412087D0D0BF47A38A90">
-    <w:name w:val="D2AA14F0C72B412087D0D0BF47A38A90"/>
-  </w:style>
-  <w:style w:type="paragraph" w:customStyle="1" w:styleId="0CFB68BE9C87468B81C3928A09DEFFA7">
-    <w:name w:val="0CFB68BE9C87468B81C3928A09DEFFA7"/>
-  </w:style>
-  <w:style w:type="paragraph" w:customStyle="1" w:styleId="A2C8075836AB4B96A8080E9F2F347E74">
-    <w:name w:val="A2C8075836AB4B96A8080E9F2F347E74"/>
-  </w:style>
   <w:style w:type="character" w:styleId="a3">
     <w:name w:val="Placeholder Text"/>
     <w:basedOn w:val="a0"/>
@@ -2899,22 +2946,6 @@
   <w:style w:type="paragraph" w:customStyle="1" w:styleId="57D08A491E3741C4A1C28210BBBE5FD9">
     <w:name w:val="57D08A491E3741C4A1C28210BBBE5FD9"/>
     <w:rsid w:val="001D584C"/>
-  </w:style>
-  <w:style w:type="paragraph" w:customStyle="1" w:styleId="2806657456F3428C8B0A7225C0ED70CA">
-    <w:name w:val="2806657456F3428C8B0A7225C0ED70CA"/>
-    <w:rsid w:val="00C336A8"/>
-  </w:style>
-  <w:style w:type="paragraph" w:customStyle="1" w:styleId="BEC9CAF927894A76A5DD0E14D79B5493">
-    <w:name w:val="BEC9CAF927894A76A5DD0E14D79B5493"/>
-    <w:rsid w:val="00C336A8"/>
-  </w:style>
-  <w:style w:type="paragraph" w:customStyle="1" w:styleId="D7521E1D12B24954A5A998AA8192CE27">
-    <w:name w:val="D7521E1D12B24954A5A998AA8192CE27"/>
-    <w:rsid w:val="00C336A8"/>
-  </w:style>
-  <w:style w:type="paragraph" w:customStyle="1" w:styleId="365F515120A64F1BA352787035724BCE">
-    <w:name w:val="365F515120A64F1BA352787035724BCE"/>
-    <w:rsid w:val="00C336A8"/>
   </w:style>
   <w:style w:type="paragraph" w:customStyle="1" w:styleId="DC304A7D54904BB18CA45312E34027E8">
     <w:name w:val="DC304A7D54904BB18CA45312E34027E8"/>
